--- a/backend/stet/data/stet_ru.docx
+++ b/backend/stet/data/stet_ru.docx
@@ -1,6 +1,6 @@
 
 <file path=word/document.xml><?xml version="1.0" encoding="utf-8"?>
-<w:document xmlns:wpc="http://schemas.microsoft.com/office/word/2010/wordprocessingCanvas" xmlns:cx="http://schemas.microsoft.com/office/drawing/2014/chartex" xmlns:cx1="http://schemas.microsoft.com/office/drawing/2015/9/8/chartex" xmlns:cx2="http://schemas.microsoft.com/office/drawing/2015/10/21/chartex" xmlns:cx3="http://schemas.microsoft.com/office/drawing/2016/5/9/chartex" xmlns:cx4="http://schemas.microsoft.com/office/drawing/2016/5/10/chartex" xmlns:cx5="http://schemas.microsoft.com/office/drawing/2016/5/11/chartex" xmlns:cx6="http://schemas.microsoft.com/office/drawing/2016/5/12/chartex" xmlns:cx7="http://schemas.microsoft.com/office/drawing/2016/5/13/chartex" xmlns:cx8="http://schemas.microsoft.com/office/drawing/2016/5/14/chartex" xmlns:mc="http://schemas.openxmlformats.org/markup-compatibility/2006" xmlns:aink="http://schemas.microsoft.com/office/drawing/2016/ink" xmlns:am3d="http://schemas.microsoft.com/office/drawing/2017/model3d" xmlns:o="urn:schemas-microsoft-com:office:office" xmlns:oel="http://schemas.microsoft.com/office/2019/extlst" xmlns:r="http://schemas.openxmlformats.org/officeDocument/2006/relationships" xmlns:m="http://schemas.openxmlformats.org/officeDocument/2006/math" xmlns:v="urn:schemas-microsoft-com:vml" xmlns:wp14="http://schemas.microsoft.com/office/word/2010/wordprocessingDrawing" xmlns:wp="http://schemas.openxmlformats.org/drawingml/2006/wordprocessingDrawing" xmlns:w10="urn:schemas-microsoft-com:office:word" xmlns:w="http://schemas.openxmlformats.org/wordprocessingml/2006/main" xmlns:w14="http://schemas.microsoft.com/office/word/2010/wordml" xmlns:w15="http://schemas.microsoft.com/office/word/2012/wordml" xmlns:w16cex="http://schemas.microsoft.com/office/word/2018/wordml/cex" xmlns:w16cid="http://schemas.microsoft.com/office/word/2016/wordml/cid" xmlns:w16="http://schemas.microsoft.com/office/word/2018/wordml" xmlns:w16du="http://schemas.microsoft.com/office/word/2023/wordml/word16du" xmlns:w16sdtdh="http://schemas.microsoft.com/office/word/2020/wordml/sdtdatahash" xmlns:w16sdtfl="http://schemas.microsoft.com/office/word/2024/wordml/sdtformatlock" xmlns:w16se="http://schemas.microsoft.com/office/word/2015/wordml/symex" xmlns:wpg="http://schemas.microsoft.com/office/word/2010/wordprocessingGroup" xmlns:wpi="http://schemas.microsoft.com/office/word/2010/wordprocessingInk" xmlns:wne="http://schemas.microsoft.com/office/word/2006/wordml" xmlns:wps="http://schemas.microsoft.com/office/word/2010/wordprocessingShape" mc:Ignorable="w14 w15 w16se w16cid w16 w16cex w16sdtdh w16sdtfl w16du wp14">
+<w:document xmlns:wpc="http://schemas.microsoft.com/office/word/2010/wordprocessingCanvas" xmlns:cx="http://schemas.microsoft.com/office/drawing/2014/chartex" xmlns:cx1="http://schemas.microsoft.com/office/drawing/2015/9/8/chartex" xmlns:cx2="http://schemas.microsoft.com/office/drawing/2015/10/21/chartex" xmlns:cx3="http://schemas.microsoft.com/office/drawing/2016/5/9/chartex" xmlns:cx4="http://schemas.microsoft.com/office/drawing/2016/5/10/chartex" xmlns:cx5="http://schemas.microsoft.com/office/drawing/2016/5/11/chartex" xmlns:cx6="http://schemas.microsoft.com/office/drawing/2016/5/12/chartex" xmlns:cx7="http://schemas.microsoft.com/office/drawing/2016/5/13/chartex" xmlns:cx8="http://schemas.microsoft.com/office/drawing/2016/5/14/chartex" xmlns:mc="http://schemas.openxmlformats.org/markup-compatibility/2006" xmlns:m="http://schemas.openxmlformats.org/officeDocument/2006/math" xmlns:aink="http://schemas.microsoft.com/office/drawing/2016/ink" xmlns:am3d="http://schemas.microsoft.com/office/drawing/2017/model3d" xmlns:oel="http://schemas.microsoft.com/office/2019/extlst" xmlns:r="http://schemas.openxmlformats.org/officeDocument/2006/relationships" xmlns:wp14="http://schemas.microsoft.com/office/word/2010/wordprocessingDrawing" xmlns:wp="http://schemas.openxmlformats.org/drawingml/2006/wordprocessingDrawing" xmlns:wpg="http://schemas.microsoft.com/office/word/2010/wordprocessingGroup" xmlns:wpi="http://schemas.microsoft.com/office/word/2010/wordprocessingInk" xmlns:wps="http://schemas.microsoft.com/office/word/2010/wordprocessingShape" xmlns:o="urn:schemas-microsoft-com:office:office" xmlns:v="urn:schemas-microsoft-com:vml" xmlns:w10="urn:schemas-microsoft-com:office:word" xmlns:w="http://schemas.openxmlformats.org/wordprocessingml/2006/main" xmlns:w14="http://schemas.microsoft.com/office/word/2010/wordml" xmlns:w15="http://schemas.microsoft.com/office/word/2012/wordml" xmlns:w16cex="http://schemas.microsoft.com/office/word/2018/wordml/cex" xmlns:w16cid="http://schemas.microsoft.com/office/word/2016/wordml/cid" xmlns:w16="http://schemas.microsoft.com/office/word/2018/wordml" xmlns:w16sdtdh="http://schemas.microsoft.com/office/word/2020/wordml/sdtdatahash" xmlns:w16sdtfl="http://schemas.microsoft.com/office/word/2024/wordml/sdtformatlock" xmlns:w16se="http://schemas.microsoft.com/office/word/2015/wordml/symex" xmlns:w16du="http://schemas.microsoft.com/office/word/2023/wordml/word16du" xmlns:wne="http://schemas.microsoft.com/office/word/2006/wordml" mc:Ignorable="w14 w15 w16se w16cid w16 w16cex w16sdtdh w16sdtfl w16du wp14">
   <w:body>
     <w:tbl>
       <w:tblPr>
@@ -10444,7 +10444,16 @@
           </w:p>
           <w:p>
             <w:r>
-              <w:t>G26, G27</w:t>
+              <w:t>G2</w:t>
+            </w:r>
+            <w:r>
+              <w:t>5</w:t>
+            </w:r>
+            <w:r>
+              <w:t>, G2</w:t>
+            </w:r>
+            <w:r>
+              <w:t>6</w:t>
             </w:r>
           </w:p>
         </w:tc>
@@ -17828,7 +17837,7 @@
 </file>
 
 <file path=word/numbering.xml><?xml version="1.0" encoding="utf-8"?>
-<w:numbering xmlns:wpc="http://schemas.microsoft.com/office/word/2010/wordprocessingCanvas" xmlns:cx="http://schemas.microsoft.com/office/drawing/2014/chartex" xmlns:cx1="http://schemas.microsoft.com/office/drawing/2015/9/8/chartex" xmlns:cx2="http://schemas.microsoft.com/office/drawing/2015/10/21/chartex" xmlns:cx3="http://schemas.microsoft.com/office/drawing/2016/5/9/chartex" xmlns:cx4="http://schemas.microsoft.com/office/drawing/2016/5/10/chartex" xmlns:cx5="http://schemas.microsoft.com/office/drawing/2016/5/11/chartex" xmlns:cx6="http://schemas.microsoft.com/office/drawing/2016/5/12/chartex" xmlns:cx7="http://schemas.microsoft.com/office/drawing/2016/5/13/chartex" xmlns:cx8="http://schemas.microsoft.com/office/drawing/2016/5/14/chartex" xmlns:mc="http://schemas.openxmlformats.org/markup-compatibility/2006" xmlns:aink="http://schemas.microsoft.com/office/drawing/2016/ink" xmlns:am3d="http://schemas.microsoft.com/office/drawing/2017/model3d" xmlns:o="urn:schemas-microsoft-com:office:office" xmlns:oel="http://schemas.microsoft.com/office/2019/extlst" xmlns:r="http://schemas.openxmlformats.org/officeDocument/2006/relationships" xmlns:m="http://schemas.openxmlformats.org/officeDocument/2006/math" xmlns:v="urn:schemas-microsoft-com:vml" xmlns:wp14="http://schemas.microsoft.com/office/word/2010/wordprocessingDrawing" xmlns:wp="http://schemas.openxmlformats.org/drawingml/2006/wordprocessingDrawing" xmlns:w10="urn:schemas-microsoft-com:office:word" xmlns:w="http://schemas.openxmlformats.org/wordprocessingml/2006/main" xmlns:w14="http://schemas.microsoft.com/office/word/2010/wordml" xmlns:w15="http://schemas.microsoft.com/office/word/2012/wordml" xmlns:w16cex="http://schemas.microsoft.com/office/word/2018/wordml/cex" xmlns:w16cid="http://schemas.microsoft.com/office/word/2016/wordml/cid" xmlns:w16="http://schemas.microsoft.com/office/word/2018/wordml" xmlns:w16du="http://schemas.microsoft.com/office/word/2023/wordml/word16du" xmlns:w16sdtdh="http://schemas.microsoft.com/office/word/2020/wordml/sdtdatahash" xmlns:w16sdtfl="http://schemas.microsoft.com/office/word/2024/wordml/sdtformatlock" xmlns:w16se="http://schemas.microsoft.com/office/word/2015/wordml/symex" xmlns:wpg="http://schemas.microsoft.com/office/word/2010/wordprocessingGroup" xmlns:wpi="http://schemas.microsoft.com/office/word/2010/wordprocessingInk" xmlns:wne="http://schemas.microsoft.com/office/word/2006/wordml" xmlns:wps="http://schemas.microsoft.com/office/word/2010/wordprocessingShape" mc:Ignorable="w14 w15 w16se w16cid w16 w16cex w16sdtdh w16sdtfl w16du wp14">
+<w:numbering xmlns:wpc="http://schemas.microsoft.com/office/word/2010/wordprocessingCanvas" xmlns:cx="http://schemas.microsoft.com/office/drawing/2014/chartex" xmlns:cx1="http://schemas.microsoft.com/office/drawing/2015/9/8/chartex" xmlns:cx2="http://schemas.microsoft.com/office/drawing/2015/10/21/chartex" xmlns:cx3="http://schemas.microsoft.com/office/drawing/2016/5/9/chartex" xmlns:cx4="http://schemas.microsoft.com/office/drawing/2016/5/10/chartex" xmlns:cx5="http://schemas.microsoft.com/office/drawing/2016/5/11/chartex" xmlns:cx6="http://schemas.microsoft.com/office/drawing/2016/5/12/chartex" xmlns:cx7="http://schemas.microsoft.com/office/drawing/2016/5/13/chartex" xmlns:cx8="http://schemas.microsoft.com/office/drawing/2016/5/14/chartex" xmlns:mc="http://schemas.openxmlformats.org/markup-compatibility/2006" xmlns:m="http://schemas.openxmlformats.org/officeDocument/2006/math" xmlns:aink="http://schemas.microsoft.com/office/drawing/2016/ink" xmlns:am3d="http://schemas.microsoft.com/office/drawing/2017/model3d" xmlns:oel="http://schemas.microsoft.com/office/2019/extlst" xmlns:r="http://schemas.openxmlformats.org/officeDocument/2006/relationships" xmlns:wp14="http://schemas.microsoft.com/office/word/2010/wordprocessingDrawing" xmlns:wp="http://schemas.openxmlformats.org/drawingml/2006/wordprocessingDrawing" xmlns:wpg="http://schemas.microsoft.com/office/word/2010/wordprocessingGroup" xmlns:wpi="http://schemas.microsoft.com/office/word/2010/wordprocessingInk" xmlns:wps="http://schemas.microsoft.com/office/word/2010/wordprocessingShape" xmlns:o="urn:schemas-microsoft-com:office:office" xmlns:v="urn:schemas-microsoft-com:vml" xmlns:w10="urn:schemas-microsoft-com:office:word" xmlns:w="http://schemas.openxmlformats.org/wordprocessingml/2006/main" xmlns:w14="http://schemas.microsoft.com/office/word/2010/wordml" xmlns:w15="http://schemas.microsoft.com/office/word/2012/wordml" xmlns:w16cex="http://schemas.microsoft.com/office/word/2018/wordml/cex" xmlns:w16cid="http://schemas.microsoft.com/office/word/2016/wordml/cid" xmlns:w16="http://schemas.microsoft.com/office/word/2018/wordml" xmlns:w16sdtdh="http://schemas.microsoft.com/office/word/2020/wordml/sdtdatahash" xmlns:w16sdtfl="http://schemas.microsoft.com/office/word/2024/wordml/sdtformatlock" xmlns:w16se="http://schemas.microsoft.com/office/word/2015/wordml/symex" xmlns:w16du="http://schemas.microsoft.com/office/word/2023/wordml/word16du" xmlns:wne="http://schemas.microsoft.com/office/word/2006/wordml" mc:Ignorable="w14 w15 w16se w16cid w16 w16cex w16sdtdh w16sdtfl w16du wp14">
   <w:abstractNum w:abstractNumId="0" w15:restartNumberingAfterBreak="0">
     <w:nsid w:val="02B0BFFE"/>
     <w:multiLevelType w:val="hybridMultilevel"/>
@@ -26418,7 +26427,7 @@
 </file>
 
 <file path=word/styles.xml><?xml version="1.0" encoding="utf-8"?>
-<w:styles xmlns:mc="http://schemas.openxmlformats.org/markup-compatibility/2006" xmlns:r="http://schemas.openxmlformats.org/officeDocument/2006/relationships" xmlns:w="http://schemas.openxmlformats.org/wordprocessingml/2006/main" xmlns:w14="http://schemas.microsoft.com/office/word/2010/wordml" xmlns:w15="http://schemas.microsoft.com/office/word/2012/wordml" xmlns:w16cex="http://schemas.microsoft.com/office/word/2018/wordml/cex" xmlns:w16cid="http://schemas.microsoft.com/office/word/2016/wordml/cid" xmlns:w16="http://schemas.microsoft.com/office/word/2018/wordml" xmlns:w16du="http://schemas.microsoft.com/office/word/2023/wordml/word16du" xmlns:w16sdtdh="http://schemas.microsoft.com/office/word/2020/wordml/sdtdatahash" xmlns:w16sdtfl="http://schemas.microsoft.com/office/word/2024/wordml/sdtformatlock" xmlns:w16se="http://schemas.microsoft.com/office/word/2015/wordml/symex" mc:Ignorable="w14 w15 w16se w16cid w16 w16cex w16sdtdh w16sdtfl w16du">
+<w:styles xmlns:mc="http://schemas.openxmlformats.org/markup-compatibility/2006" xmlns:r="http://schemas.openxmlformats.org/officeDocument/2006/relationships" xmlns:w="http://schemas.openxmlformats.org/wordprocessingml/2006/main" xmlns:w14="http://schemas.microsoft.com/office/word/2010/wordml" xmlns:w15="http://schemas.microsoft.com/office/word/2012/wordml" xmlns:w16cex="http://schemas.microsoft.com/office/word/2018/wordml/cex" xmlns:w16cid="http://schemas.microsoft.com/office/word/2016/wordml/cid" xmlns:w16="http://schemas.microsoft.com/office/word/2018/wordml" xmlns:w16sdtdh="http://schemas.microsoft.com/office/word/2020/wordml/sdtdatahash" xmlns:w16sdtfl="http://schemas.microsoft.com/office/word/2024/wordml/sdtformatlock" xmlns:w16se="http://schemas.microsoft.com/office/word/2015/wordml/symex" xmlns:w16du="http://schemas.microsoft.com/office/word/2023/wordml/word16du" mc:Ignorable="w14 w15 w16se w16cid w16 w16cex w16sdtdh w16sdtfl w16du">
   <w:docDefaults>
     <w:rPrDefault>
       <w:rPr>
@@ -27767,12 +27776,7 @@
 </file>
 
 <file path=customXml/item1.xml><?xml version="1.0" encoding="utf-8"?>
-<?mso-contentType ?>
-<FormTemplates xmlns="http://schemas.microsoft.com/sharepoint/v3/contenttype/forms">
-  <Display>DocumentLibraryForm</Display>
-  <Edit>DocumentLibraryForm</Edit>
-  <New>DocumentLibraryForm</New>
-</FormTemplates>
+<b:Sources xmlns:b="http://schemas.openxmlformats.org/officeDocument/2006/bibliography" xmlns="http://schemas.openxmlformats.org/officeDocument/2006/bibliography" SelectedStyle="/APASixthEditionOfficeOnline.xsl" StyleName="APA" Version="6"/>
 </file>
 
 <file path=customXml/item2.xml><?xml version="1.0" encoding="utf-8"?>
@@ -27965,7 +27969,12 @@
 </file>
 
 <file path=customXml/item3.xml><?xml version="1.0" encoding="utf-8"?>
-<b:Sources xmlns:b="http://schemas.openxmlformats.org/officeDocument/2006/bibliography" xmlns="http://schemas.openxmlformats.org/officeDocument/2006/bibliography" SelectedStyle="/APASixthEditionOfficeOnline.xsl" StyleName="APA" Version="6"/>
+<?mso-contentType ?>
+<FormTemplates xmlns="http://schemas.microsoft.com/sharepoint/v3/contenttype/forms">
+  <Display>DocumentLibraryForm</Display>
+  <Edit>DocumentLibraryForm</Edit>
+  <New>DocumentLibraryForm</New>
+</FormTemplates>
 </file>
 
 <file path=customXml/item4.xml><?xml version="1.0" encoding="utf-8"?>
@@ -27980,9 +27989,9 @@
 </file>
 
 <file path=customXml/itemProps1.xml><?xml version="1.0" encoding="utf-8"?>
-<ds:datastoreItem xmlns:ds="http://schemas.openxmlformats.org/officeDocument/2006/customXml" ds:itemID="{6BAF8FF7-D396-4493-980B-5FB506AF06A3}">
+<ds:datastoreItem xmlns:ds="http://schemas.openxmlformats.org/officeDocument/2006/customXml" ds:itemID="{C883A1F5-ABBF-7444-BEB4-30C0E8324994}">
   <ds:schemaRefs>
-    <ds:schemaRef ds:uri="http://schemas.microsoft.com/sharepoint/v3/contenttype/forms"/>
+    <ds:schemaRef ds:uri="http://schemas.openxmlformats.org/officeDocument/2006/bibliography"/>
   </ds:schemaRefs>
 </ds:datastoreItem>
 </file>
@@ -28007,9 +28016,9 @@
 </file>
 
 <file path=customXml/itemProps3.xml><?xml version="1.0" encoding="utf-8"?>
-<ds:datastoreItem xmlns:ds="http://schemas.openxmlformats.org/officeDocument/2006/customXml" ds:itemID="{C883A1F5-ABBF-7444-BEB4-30C0E8324994}">
+<ds:datastoreItem xmlns:ds="http://schemas.openxmlformats.org/officeDocument/2006/customXml" ds:itemID="{6BAF8FF7-D396-4493-980B-5FB506AF06A3}">
   <ds:schemaRefs>
-    <ds:schemaRef ds:uri="http://schemas.openxmlformats.org/officeDocument/2006/bibliography"/>
+    <ds:schemaRef ds:uri="http://schemas.microsoft.com/sharepoint/v3/contenttype/forms"/>
   </ds:schemaRefs>
 </ds:datastoreItem>
 </file>
